--- a/barlow/finesst_final/B6_facilities_acknowledgements_budget.docx
+++ b/barlow/finesst_final/B6_facilities_acknowledgements_budget.docx
@@ -96,7 +96,7 @@
     </w:p>
     <w:p>
       <w:pPr>
-        <w:spacing w:after="160"/>
+        <w:spacing w:after="120"/>
         <w:ind w:left="360"/>
       </w:pPr>
       <w:r>
@@ -877,8 +877,8 @@
     <w:rPrDefault>
       <w:rPr>
         <w:rFonts w:asciiTheme="minorHAnsi" w:eastAsiaTheme="minorEastAsia" w:hAnsiTheme="minorHAnsi" w:cstheme="minorBidi"/>
-        <w:sz w:val="22"/>
-        <w:szCs w:val="22"/>
+        <w:sz w:val="24"/>
+        <w:szCs w:val="24"/>
         <w:lang w:val="en-US" w:eastAsia="en-US" w:bidi="ar-SA"/>
       </w:rPr>
     </w:rPrDefault>
@@ -1257,7 +1257,7 @@
     <w:qFormat/>
     <w:rsid w:val="00FC693F"/>
     <w:rPr>
-      <w:rFonts w:ascii="Calibri" w:hAnsi="Calibri"/>
+      <w:rFonts w:ascii="Times New Roman" w:hAnsi="Times New Roman"/>
       <w:sz w:val="21"/>
     </w:rPr>
   </w:style>
@@ -12296,7 +12296,7 @@
     </a:clrScheme>
     <a:fontScheme name="Office">
       <a:majorFont>
-        <a:latin typeface="Calibri"/>
+        <a:latin typeface="Times New Roman"/>
         <a:ea typeface=""/>
         <a:cs typeface=""/>
         <a:font script="Jpan" typeface="ＭＳ ゴシック"/>
@@ -12331,7 +12331,7 @@
         <a:font script="Geor" typeface="Sylfaen"/>
       </a:majorFont>
       <a:minorFont>
-        <a:latin typeface="Cambria"/>
+        <a:latin typeface="Times New Roman"/>
         <a:ea typeface=""/>
         <a:cs typeface=""/>
         <a:font script="Jpan" typeface="ＭＳ 明朝"/>

--- a/barlow/finesst_final/B6_facilities_acknowledgements_budget.docx
+++ b/barlow/finesst_final/B6_facilities_acknowledgements_budget.docx
@@ -48,7 +48,7 @@
         <w:spacing w:after="120"/>
       </w:pPr>
       <w:r>
-        <w:t xml:space="preserve">Computing. A workstation with a single consumer GPU (AMD Ryzen 7 5800X  8  GB) and 2 TB of local storage, owned by the research group and the FI, is sufficient for all model training and elevation processing in the proposal. </w:t>
+        <w:t xml:space="preserve">Computing. A workstation with a single consumer GPU (NVIDIA GeForce GTX 1070 Ti, 8 GB) and 2 TB of local storage, owned by the research group and the FI, is sufficient for all model training and elevation processing in the proposal. </w:t>
       </w:r>
     </w:p>
     <w:p>

--- a/barlow/finesst_final/B6_facilities_acknowledgements_budget.docx
+++ b/barlow/finesst_final/B6_facilities_acknowledgements_budget.docx
@@ -552,10 +552,7 @@
         <w:spacing w:after="20"/>
       </w:pPr>
       <w:r>
-        <w:t>3-year total sta</w:t>
-      </w:r>
-      <w:r>
-        <w:t>ys under the $150,000 cap after stipend/tuition escalation.</w:t>
+        <w:t>Award total (01/2027 to 08/2029, ending at the FI’s graduation) stays under the $150,000 cap after stipend/tuition escalation.</w:t>
       </w:r>
     </w:p>
     <w:sectPr>
